--- a/EKG_Kalite_Yönetim_Sistemi/02_Proje ve Ürün-Proses Yeterliliği/03_CMG3 - PIS, CTF ve Özel Karakteristikler/EKG-PRJ-PRS-06_muhendislik_spesifikasyonlari_ve_cizim_revizyon_kontrol.docx
+++ b/EKG_Kalite_Yönetim_Sistemi/02_Proje ve Ürün-Proses Yeterliliği/03_CMG3 - PIS, CTF ve Özel Karakteristikler/EKG-PRJ-PRS-06_muhendislik_spesifikasyonlari_ve_cizim_revizyon_kontrol.docx
@@ -571,6 +571,18 @@
     </w:r>
     <w:fldSimple w:instr="NUMPAGES"/>
   </w:p>
+  <w:p>
+    <w:pPr>
+      <w:spacing w:before="0" w:after="0"/>
+    </w:pPr>
+    <w:r>
+      <w:rPr>
+        <w:rFonts w:ascii="Arial" w:hAnsi="Arial"/>
+        <w:sz w:val="20"/>
+      </w:rPr>
+      <w:t>Revizyon nedeni: Mevcut teknik revizyon kontrolü korundu; müşteri kaynak tarihi ile yerel belge tarihinin ayrımı netleştirildi.</w:t>
+    </w:r>
+  </w:p>
 </w:ftr>
 </file>
 
@@ -655,7 +667,7 @@
               <w:sz w:val="17"/>
             </w:rPr>
             <w:br/>
-            <w:t>İlk yayın: 04.05.2026</w:t>
+            <w:t>İlk yayın: 08.05.2026</w:t>
           </w:r>
           <w:r>
             <w:rPr>
@@ -664,7 +676,7 @@
               <w:sz w:val="17"/>
             </w:rPr>
             <w:br/>
-            <w:t>Revizyon tarihi: 19.10.2026</w:t>
+            <w:t>Revizyon tarihi: 07.08.2026</w:t>
           </w:r>
         </w:p>
       </w:tc>
